--- a/08 — Career Portfolio & Interview Preparation/car-01 GitHub Profile README/02 Technical Deep Dive.docx
+++ b/08 — Career Portfolio & Interview Preparation/car-01 GitHub Profile README/02 Technical Deep Dive.docx
@@ -279,16 +279,34 @@
         <w:t xml:space="preserve"> </w:t>
       </w:r>
       <w:r>
-        <w:t xml:space="preserve">from the repository whose name equals the username (</w:t>
+        <w:t xml:space="preserve">from the repository whose name equals the username at the top of the profile page. Since the account rename (2026-10-26) that means</w:t>
+      </w:r>
+      <w:r>
+        <w:t xml:space="preserve"> </w:t>
       </w:r>
       <w:r>
         <w:rPr>
           <w:rStyle w:val="VerbatimChar"/>
         </w:rPr>
-        <w:t xml:space="preserve">khancam15/khancam15</w:t>
-      </w:r>
-      <w:r>
-        <w:t xml:space="preserve">) at the top of the profile page.</w:t>
+        <w:t xml:space="preserve">khaneilcampbell/khaneilcampbell</w:t>
+      </w:r>
+      <w:r>
+        <w:t xml:space="preserve">; the README still lives in</w:t>
+      </w:r>
+      <w:r>
+        <w:t xml:space="preserve"> </w:t>
+      </w:r>
+      <w:r>
+        <w:rPr>
+          <w:rStyle w:val="VerbatimChar"/>
+        </w:rPr>
+        <w:t xml:space="preserve">khaneilcampbell/khancam15</w:t>
+      </w:r>
+      <w:r>
+        <w:t xml:space="preserve"> </w:t>
+      </w:r>
+      <w:r>
+        <w:t xml:space="preserve">until that repository is renamed.</w:t>
       </w:r>
     </w:p>
     <w:p>
